--- a/ieee_format_submission.docx
+++ b/ieee_format_submission.docx
@@ -29,7 +29,21 @@
           <w:sz w:val="22"/>
           <w:szCs w:val="22"/>
         </w:rPr>
-        <w:t xml:space="preserve">Ojasw Kant</w:t>
+        <w:t xml:space="preserve">Arnav Jyoti, Breeti Bandyopadhyay, Daksh Jain, Ojasw Kant</w:t>
+      </w:r>
+    </w:p>
+    <w:p>
+      <w:pPr>
+        <w:spacing w:after="40" w:before="0" w:line="240"/>
+        <w:jc w:val="center"/>
+      </w:pPr>
+      <w:r>
+        <w:rPr>
+          <w:rFonts w:ascii="Times New Roman" w:cs="Times New Roman" w:eastAsia="Times New Roman" w:hAnsi="Times New Roman"/>
+          <w:sz w:val="22"/>
+          <w:szCs w:val="22"/>
+        </w:rPr>
+        <w:t xml:space="preserve">2410110071, 2410110105, 2410110113, 2410110226  |  Group 35</w:t>
       </w:r>
     </w:p>
     <w:p>
@@ -93,51 +107,7 @@
           <w:sz w:val="18"/>
           <w:szCs w:val="18"/>
         </w:rPr>
-        <w:t xml:space="preserve">Abstract—</w:t>
-      </w:r>
-      <w:r>
-        <w:rPr>
-          <w:rFonts w:ascii="Times New Roman" w:cs="Times New Roman" w:eastAsia="Times New Roman" w:hAnsi="Times New Roman"/>
-          <w:sz w:val="18"/>
-          <w:szCs w:val="18"/>
-        </w:rPr>
-        <w:t xml:space="preserve">Classical real-time schedulers such as EDF (Earliest Deadline First) and RMS (Rate Monotonic Scheduling) are provably optimal for uniprocessor workloads with uniform criticality and utilization ≤1, but degrade systematically under two realistic conditions: </w:t>
-      </w:r>
-      <w:r>
-        <w:rPr>
-          <w:rFonts w:ascii="Times New Roman" w:cs="Times New Roman" w:eastAsia="Times New Roman" w:hAnsi="Times New Roman"/>
-          <w:i/>
-          <w:iCs/>
-          <w:sz w:val="18"/>
-          <w:szCs w:val="18"/>
-        </w:rPr>
-        <w:t xml:space="preserve">mixed criticality</w:t>
-      </w:r>
-      <w:r>
-        <w:rPr>
-          <w:rFonts w:ascii="Times New Roman" w:cs="Times New Roman" w:eastAsia="Times New Roman" w:hAnsi="Times New Roman"/>
-          <w:sz w:val="18"/>
-          <w:szCs w:val="18"/>
-        </w:rPr>
-        <w:t xml:space="preserve">, where tasks carry different safety importance, and </w:t>
-      </w:r>
-      <w:r>
-        <w:rPr>
-          <w:rFonts w:ascii="Times New Roman" w:cs="Times New Roman" w:eastAsia="Times New Roman" w:hAnsi="Times New Roman"/>
-          <w:i/>
-          <w:iCs/>
-          <w:sz w:val="18"/>
-          <w:szCs w:val="18"/>
-        </w:rPr>
-        <w:t xml:space="preserve">overload</w:t>
-      </w:r>
-      <w:r>
-        <w:rPr>
-          <w:rFonts w:ascii="Times New Roman" w:cs="Times New Roman" w:eastAsia="Times New Roman" w:hAnsi="Times New Roman"/>
-          <w:sz w:val="18"/>
-          <w:szCs w:val="18"/>
-        </w:rPr>
-        <w:t xml:space="preserve"> (U&gt;1), where deadline misses are unavoidable and the scheduler must choose which tasks to sacrifice. We train a PPO reinforcement learning agent with asymmetric criticality rewards (5× penalty for HI-critical misses) using a 3-phase curriculum strategy and deploy the learned policy as a Q10 fixed-point integer neural network inside the timer interrupt handler of two real operating systems: a bare-metal ARM Cortex-M4 RTOS in Rust and MIT’s xv6-riscv teaching OS. On the Vestal (2007) inverted-priority mixed-criticality taskset, the RL policy achieves 0 HI-critical misses versus EDF’s 5 and RMS’s 8 on xv6. On hard overload simulation (U = 1.87), the policy achieves 59% fewer critical misses than EDF and 96% fewer than Round Robin. Code footprint is 5.1 KB on ARM and 54 KB in the xv6 kernel including weights, with inference completing in under one scheduler tick.</w:t>
+        <w:t xml:space="preserve">Abstract—Classical real-time schedulers such as EDF (Earliest Deadline First) and RMS (Rate Monotonic Scheduling) are provably optimal for uniprocessor workloads with uniform criticality and utilization ≤1, but degrade systematically under two realistic conditions: mixed criticality, where tasks carry different safety importance, and overload (U&gt;1), where deadline misses are unavoidable and the scheduler must choose which tasks to sacrifice. We train a PPO reinforcement learning agent with asymmetric criticality rewards (5× penalty for HI-critical (high-criticality) misses) using a 3-phase curriculum strategy and deploy the learned policy as a Q10 fixed-point integer neural network (Q10: 10 fractional bits, scale factor 1024) inside the timer interrupt handler of two real operating systems: a bare-metal ARM Cortex-M4 RTOS (Real-Time Operating System) in Rust and MIT’s xv6-riscv teaching OS. On the Vestal (2007) inverted-priority mixed-criticality taskset, the RL policy achieves 0 HI-critical misses versus EDF’s 5 and RMS’s 8 on xv6. On hard overload simulation (U = 1.87), the policy achieves 59% fewer critical misses than EDF and 96% fewer than Round Robin. Code footprint is 5.1 KB on ARM and 54 KB in the xv6 kernel including weights, with inference completing in under one scheduler tick.</w:t>
       </w:r>
     </w:p>
     <w:p>
@@ -263,7 +233,7 @@
           <w:sz w:val="20"/>
           <w:szCs w:val="20"/>
         </w:rPr>
-        <w:t xml:space="preserve">First, mixed-criticality systems assign different safety levels to tasks: flight attitude control must never miss its deadline; telemetry logging is expendable. EDF treats all deadlines identically and cannot encode this distinction. Second, safety-critical embedded systems are routinely designed with superutilization (U &gt; 1) [2]: worst-case execution times are rarely achieved simultaneously, so the system meets its deadlines under normal conditions but the scheduler must make principled choices during worst-case bursts. EDF's greedy nearest-deadline heuristic has no concept of task importance; it will sacrifice a safety-critical task with a far deadline to serve a soft task with a near deadline.</w:t>
+        <w:t xml:space="preserve">First, mixed-criticality systems assign different safety levels to tasks—HI-critical (high-criticality, safety-essential) and LO-soft (low-criticality, expendable)—: flight attitude control must never miss its deadline; telemetry logging is expendable. EDF treats all deadlines identically and cannot encode this distinction. Second, safety-critical embedded systems are routinely designed with superutilization (U &gt; 1) [2]: worst-case execution times are rarely achieved simultaneously, so the system meets its deadlines under normal conditions but the scheduler must make principled choices during worst-case bursts. EDF's greedy nearest-deadline heuristic has no concept of task importance; it will sacrifice a safety-critical task with a far deadline to serve a soft task with a near deadline.</w:t>
       </w:r>
     </w:p>
     <w:p>
@@ -607,6 +577,14 @@
         </w:rPr>
         <w:t xml:space="preserve">Training uses PPO (stable-baselines3) for 2M timesteps with clipped surrogate objective (ε = 0.2). A 108-configuration hyperparameter sweep was conducted over learning rate, entropy coefficient, and network width. PPO was chosen over DQN (avoids value-network export complexity) and A3C (avoids non-deterministic gradient accumulation incompatible with curriculum phase transitions).</w:t>
       </w:r>
+      <w:r>
+        <w:rPr>
+          <w:rFonts w:ascii="Times New Roman" w:cs="Times New Roman" w:eastAsia="Times New Roman" w:hAnsi="Times New Roman"/>
+          <w:sz w:val="20"/>
+          <w:szCs w:val="20"/>
+        </w:rPr>
+        <w:t xml:space="preserve"> The trained policy is thereafter referred to as NN throughout this paper (PPO is the training algorithm; NN is the deployed artifact).</w:t>
+      </w:r>
     </w:p>
     <w:p>
       <w:pPr>
@@ -783,7 +761,7 @@
           <w:sz w:val="20"/>
           <w:szCs w:val="20"/>
         </w:rPr>
-        <w:t xml:space="preserve">The actor network is a 24→32→32→7 MLP with ReLU activations. Each of 6 task slots contributes 4 Q10 features: time_to_deadline, time_since_scheduled, remaining_ratio, and urgency_rank, each normalized to [0, 1024]. Inference performs 72 integer multiply-accumulate operations per tick in int32_t with saturation on overflow. Weights are exported via export_weights.py, which patches both src/policy.rs (Rust) and kernel/policy.c (C) simultaneously. The critic network is discarded at deployment.</w:t>
+        <w:t xml:space="preserve">The actor network is a 24→32→32→7 MLP (multilayer perceptron) with ReLU activations. Each of 6 task slots contributes 4 Q10 fixed-point features: time_to_deadline, time_since_scheduled, remaining_ratio, and urgency_rank, each normalized to [0, 1024]. Inference performs 72 integer multiply-accumulate operations per tick in int32_t with saturation on overflow. Weights are exported via export_weights.py, which patches both src/policy.rs (Rust) and kernel/policy.c (C) simultaneously. The critic network is discarded at deployment.</w:t>
       </w:r>
     </w:p>
     <w:p>
@@ -2283,7 +2261,7 @@
           <w:sz w:val="20"/>
           <w:szCs w:val="20"/>
         </w:rPr>
-        <w:t xml:space="preserve">All results report HI-critical and LO-soft deadline miss counts. Lower is better. Bold values indicate the best (or tied-best) scheduler for HI-critical misses.</w:t>
+        <w:t xml:space="preserve">All results report HI-critical (high-criticality) and LO-soft (low-criticality) deadline miss counts. Lower is better. Bold values indicate the best (or tied-best) scheduler for HI-critical misses.</w:t>
       </w:r>
     </w:p>
     <w:p>
@@ -3862,6 +3840,14 @@
         </w:rPr>
         <w:t xml:space="preserve">Tables V and VI report live execution results on xv6-riscv in QEMU, confirming Vestal’s theoretical prediction on a real OS.</w:t>
       </w:r>
+      <w:r>
+        <w:rPr>
+          <w:rFonts w:ascii="Times New Roman" w:cs="Times New Roman" w:eastAsia="Times New Roman" w:hAnsi="Times New Roman"/>
+          <w:sz w:val="20"/>
+          <w:szCs w:val="20"/>
+        </w:rPr>
+        <w:t xml:space="preserve"> Throughout xv6 result tables, the column labeled NN denotes the deployed PPO-trained policy—identical to the PPO column in Python simulation tables (Tables III–IV); the label changes to reflect that only the Q10 integer weights are present at runtime, with no Python or training infrastructure.</w:t>
+      </w:r>
     </w:p>
     <w:p>
       <w:pPr>
@@ -9012,6 +8998,62 @@
     </w:p>
     <w:p>
       <w:pPr>
+        <w:spacing w:after="40" w:before="80" w:line="240"/>
+      </w:pPr>
+      <w:r>
+        <w:rPr>
+          <w:rFonts w:ascii="Times New Roman" w:cs="Times New Roman" w:eastAsia="Times New Roman" w:hAnsi="Times New Roman"/>
+          <w:b/>
+          <w:bCs/>
+          <w:i/>
+          <w:iCs/>
+          <w:sz w:val="20"/>
+          <w:szCs w:val="20"/>
+        </w:rPr>
+        <w:t xml:space="preserve">D. Comparison to Standard RL Training Benchmarks</w:t>
+      </w:r>
+    </w:p>
+    <w:p>
+      <w:pPr>
+        <w:spacing w:after="60" w:before="0" w:line="240"/>
+      </w:pPr>
+      <w:r>
+        <w:rPr>
+          <w:rFonts w:ascii="Times New Roman" w:cs="Times New Roman" w:eastAsia="Times New Roman" w:hAnsi="Times New Roman"/>
+          <w:sz w:val="20"/>
+          <w:szCs w:val="20"/>
+        </w:rPr>
+        <w:t xml:space="preserve">This work uses PPO [3] as a training algorithm but does not compete on the benchmark tasks for which PPO was originally evaluated. Schulman et al. [3] assess performance on seven MuJoCo continuous control environments (HalfCheetah, Hopper, Walker2d, etc.) and 49 Atari games, reporting normalized cumulative reward over one million training timesteps. Those environments involve continuous action spaces, physics-based locomotion, and no notion of task criticality. A direct numerical comparison—e.g., reporting our policy's score on HalfCheetah—would be meaningless because we never train or evaluate on those environments.</w:t>
+      </w:r>
+    </w:p>
+    <w:p>
+      <w:pPr>
+        <w:spacing w:after="60" w:before="0" w:line="240"/>
+      </w:pPr>
+      <w:r>
+        <w:rPr>
+          <w:rFonts w:ascii="Times New Roman" w:cs="Times New Roman" w:eastAsia="Times New Roman" w:hAnsi="Times New Roman"/>
+          <w:sz w:val="20"/>
+          <w:szCs w:val="20"/>
+        </w:rPr>
+        <w:t xml:space="preserve">The Berkeley Deep RL course homework that accompanies reference [3] implements vanilla policy gradient with an adaptive Adam stepsize—a baseline that the PPO paper itself outperforms by approximately 20% normalized score (Table 1 of [3]). Our system adopts the full PPO objective with clipped surrogate loss (ε = 0.2), which is strictly stronger than that homework baseline. Comparing our scheduler against the homework implementation would therefore conflate algorithm choice with domain applicability.</w:t>
+      </w:r>
+    </w:p>
+    <w:p>
+      <w:pPr>
+        <w:spacing w:after="60" w:before="0" w:line="240"/>
+      </w:pPr>
+      <w:r>
+        <w:rPr>
+          <w:rFonts w:ascii="Times New Roman" w:cs="Times New Roman" w:eastAsia="Times New Roman" w:hAnsi="Times New Roman"/>
+          <w:sz w:val="20"/>
+          <w:szCs w:val="20"/>
+        </w:rPr>
+        <w:t xml:space="preserve">The correct comparison axis is the one pursued throughout this paper: HI-critical deadline misses against EDF, RMS, RR, and MLFQ on mixed-criticality RT tasksets. These are the schedulers a real-time OS designer would actually consider; the PPO paper's MuJoCo baselines are not. Our metric—zero HI-critical misses on the Vestal inverted-priority scenario—has no analogue in locomotion reward curves. The two evaluation regimes measure orthogonal properties: cumulative reward in an episodic MDP versus worst-case safety-critical deadline compliance in a periodic task system.</w:t>
+      </w:r>
+    </w:p>
+    <w:p>
+      <w:pPr>
         <w:spacing w:after="60" w:before="120" w:line="240"/>
         <w:jc w:val="center"/>
       </w:pPr>
@@ -9080,7 +9122,7 @@
           <w:sz w:val="20"/>
           <w:szCs w:val="20"/>
         </w:rPr>
-        <w:t xml:space="preserve">This work was conducted as a course project for CSD204 Operating Systems (Group 35) at Shiv Nadar Institute of Eminence. The author thanks the course instructors for feedback on the preliminary report.</w:t>
+        <w:t xml:space="preserve">This work was conducted as a course project for CSD204 Operating Systems (Group 35) at Shiv Nadar Institute of Eminence. Authors: Arnav Jyoti (2410110071), Breeti Bandyopadhyay (2410110105), Daksh Jain (2410110113), and Ojasw Kant (2410110226). The authors thank the course instructors for feedback on the preliminary report.</w:t>
       </w:r>
     </w:p>
     <w:p>

--- a/ieee_format_submission.docx
+++ b/ieee_format_submission.docx
@@ -9109,7 +9109,7 @@
           <w:sz w:val="20"/>
           <w:szCs w:val="20"/>
         </w:rPr>
-        <w:t xml:space="preserve">. ACKNOWLEDGMENTS</w:t>
+        <w:t xml:space="preserve">ACKNOWLEDGMENTS</w:t>
       </w:r>
     </w:p>
     <w:p>
@@ -9139,7 +9139,7 @@
           <w:sz w:val="20"/>
           <w:szCs w:val="20"/>
         </w:rPr>
-        <w:t xml:space="preserve">. REFERENCES</w:t>
+        <w:t xml:space="preserve">REFERENCES</w:t>
       </w:r>
     </w:p>
     <w:p>
